--- a/rapports/2026-06-03/EQ19/EQ19_enq3_v2/DR_malforme_1_31201E_11/24-54-93-32.docx
+++ b/rapports/2026-06-03/EQ19/EQ19_enq3_v2/DR_malforme_1_31201E_11/24-54-93-32.docx
@@ -814,7 +814,7 @@
                 <w:color w:val="16A34A"/>
                 <w:sz w:val="16"/>
               </w:rPr>
-              <w:t>—</w:t>
+              <w:t>s02q33, s01q00b</w:t>
             </w:r>
           </w:p>
         </w:tc>
@@ -994,7 +994,7 @@
                 <w:color w:val="16A34A"/>
                 <w:sz w:val="16"/>
               </w:rPr>
-              <w:t>—</w:t>
+              <w:t>s01q32, s01q36, s01q38, s04q37_modif, s02q33, s02q34, s01q00b</w:t>
             </w:r>
           </w:p>
         </w:tc>
@@ -1084,7 +1084,7 @@
                 <w:color w:val="16A34A"/>
                 <w:sz w:val="16"/>
               </w:rPr>
-              <w:t>—</w:t>
+              <w:t>s01q32, s01q36, s01q38, s04q37_modif, s02q33, s02q34, s01q00b</w:t>
             </w:r>
           </w:p>
         </w:tc>
@@ -1174,7 +1174,7 @@
                 <w:color w:val="16A34A"/>
                 <w:sz w:val="16"/>
               </w:rPr>
-              <w:t>—</w:t>
+              <w:t>s01q32, s01q36, s01q38, s04q37_modif, s02q33, s02q34, s01q00b</w:t>
             </w:r>
           </w:p>
         </w:tc>
@@ -1264,7 +1264,7 @@
                 <w:color w:val="16A34A"/>
                 <w:sz w:val="16"/>
               </w:rPr>
-              <w:t>—</w:t>
+              <w:t>s01q32, s01q36, s01q38, s04q37_modif, s02q33, s02q34, s01q00b</w:t>
             </w:r>
           </w:p>
         </w:tc>
@@ -1714,7 +1714,7 @@
                 <w:color w:val="16A34A"/>
                 <w:sz w:val="16"/>
               </w:rPr>
-              <w:t>—</w:t>
+              <w:t>s00q27, s01q00a, s01q12, s01q13, s02q04, s03q11, s03q12, s01q01</w:t>
             </w:r>
           </w:p>
         </w:tc>
@@ -1804,7 +1804,7 @@
                 <w:color w:val="16A34A"/>
                 <w:sz w:val="16"/>
               </w:rPr>
-              <w:t>—</w:t>
+              <w:t>s00q07a, s00q08, s00q10, s00q13_0, s00q15_0, s00q17_0, s00q23a, s00q23b</w:t>
             </w:r>
           </w:p>
         </w:tc>
@@ -2164,7 +2164,7 @@
                 <w:color w:val="16A34A"/>
                 <w:sz w:val="16"/>
               </w:rPr>
-              <w:t>—</w:t>
+              <w:t>s01q23, s01q00b, s01q23_autre</w:t>
             </w:r>
           </w:p>
         </w:tc>
@@ -3694,7 +3694,7 @@
                 <w:color w:val="16A34A"/>
                 <w:sz w:val="16"/>
               </w:rPr>
-              <w:t>—</w:t>
+              <w:t>s00q07a, s01q54a, s01q54b, s02q20, s02q21, s03q53, s01q00b</w:t>
             </w:r>
           </w:p>
         </w:tc>
@@ -3784,7 +3784,7 @@
                 <w:color w:val="16A34A"/>
                 <w:sz w:val="16"/>
               </w:rPr>
-              <w:t>—</w:t>
+              <w:t>s01q41a, s02q20, s02q22, s03q07, s03q02, s01q00b, s03q02_autre</w:t>
             </w:r>
           </w:p>
         </w:tc>
@@ -3874,7 +3874,7 @@
                 <w:color w:val="16A34A"/>
                 <w:sz w:val="16"/>
               </w:rPr>
-              <w:t>—</w:t>
+              <w:t>s01q41a, s02q20, s02q22, s03q07, s03q02, s01q00b, s03q02_autre</w:t>
             </w:r>
           </w:p>
         </w:tc>
@@ -3964,7 +3964,7 @@
                 <w:color w:val="16A34A"/>
                 <w:sz w:val="16"/>
               </w:rPr>
-              <w:t>—</w:t>
+              <w:t>s01q41a, s02q20, s02q22, s03q07, s03q02, s01q00b, s03q02_autre</w:t>
             </w:r>
           </w:p>
         </w:tc>
@@ -4414,7 +4414,7 @@
                 <w:color w:val="16A34A"/>
                 <w:sz w:val="16"/>
               </w:rPr>
-              <w:t>—</w:t>
+              <w:t>s01q47__1, s01q47__2, s01q47__3, s01q47__4, s01q47__5, s01q47__6, s01q47__7, s02q15</w:t>
             </w:r>
           </w:p>
         </w:tc>
@@ -4774,7 +4774,7 @@
                 <w:color w:val="16A34A"/>
                 <w:sz w:val="16"/>
               </w:rPr>
-              <w:t>—</w:t>
+              <w:t>s01q23, s01q00b, s01q23_autre</w:t>
             </w:r>
           </w:p>
         </w:tc>
@@ -5404,7 +5404,7 @@
                 <w:color w:val="16A34A"/>
                 <w:sz w:val="16"/>
               </w:rPr>
-              <w:t>—</w:t>
+              <w:t>s00q07a, s00q08, s00q10, s00q13_0, s00q15_0, s00q17_0, s00q23a, s00q23b</w:t>
             </w:r>
           </w:p>
         </w:tc>
@@ -5494,7 +5494,7 @@
                 <w:color w:val="16A34A"/>
                 <w:sz w:val="16"/>
               </w:rPr>
-              <w:t>—</w:t>
+              <w:t>s00q10, s01q35, s01q36, s01q37, s02q04, s02q15, s03q31, s04q22</w:t>
             </w:r>
           </w:p>
         </w:tc>
@@ -5674,7 +5674,7 @@
                 <w:color w:val="16A34A"/>
                 <w:sz w:val="16"/>
               </w:rPr>
-              <w:t>—</w:t>
+              <w:t>s01q25, s01q29, s01q30, s04q46, s01q00b</w:t>
             </w:r>
           </w:p>
         </w:tc>
@@ -5854,7 +5854,7 @@
                 <w:color w:val="16A34A"/>
                 <w:sz w:val="16"/>
               </w:rPr>
-              <w:t>—</w:t>
+              <w:t>s01q25, s01q29, s01q30, s04q46, s01q00b</w:t>
             </w:r>
           </w:p>
         </w:tc>
@@ -6034,7 +6034,7 @@
                 <w:color w:val="16A34A"/>
                 <w:sz w:val="16"/>
               </w:rPr>
-              <w:t>—</w:t>
+              <w:t>s01q25, s01q29, s01q30, s04q46, s01q00b</w:t>
             </w:r>
           </w:p>
         </w:tc>
@@ -6214,7 +6214,7 @@
                 <w:color w:val="16A34A"/>
                 <w:sz w:val="16"/>
               </w:rPr>
-              <w:t>—</w:t>
+              <w:t>s01q25, s01q29, s01q30, s04q46, s01q00b</w:t>
             </w:r>
           </w:p>
         </w:tc>
@@ -6394,7 +6394,7 @@
                 <w:color w:val="16A34A"/>
                 <w:sz w:val="16"/>
               </w:rPr>
-              <w:t>—</w:t>
+              <w:t>s01q25, s01q29, s01q30, s04q46, s01q00b</w:t>
             </w:r>
           </w:p>
         </w:tc>
@@ -6574,7 +6574,7 @@
                 <w:color w:val="16A34A"/>
                 <w:sz w:val="16"/>
               </w:rPr>
-              <w:t>—</w:t>
+              <w:t>s01q25, s01q29, s01q30, s04q46, s01q00b</w:t>
             </w:r>
           </w:p>
         </w:tc>
@@ -6754,7 +6754,7 @@
                 <w:color w:val="16A34A"/>
                 <w:sz w:val="16"/>
               </w:rPr>
-              <w:t>—</w:t>
+              <w:t>s01q25, s01q29, s01q30, s04q46, s01q00b</w:t>
             </w:r>
           </w:p>
         </w:tc>
@@ -6934,7 +6934,7 @@
                 <w:color w:val="16A34A"/>
                 <w:sz w:val="16"/>
               </w:rPr>
-              <w:t>—</w:t>
+              <w:t>s01q25, s01q29, s01q30, s04q46, s01q00b</w:t>
             </w:r>
           </w:p>
         </w:tc>
@@ -7114,7 +7114,7 @@
                 <w:color w:val="16A34A"/>
                 <w:sz w:val="16"/>
               </w:rPr>
-              <w:t>—</w:t>
+              <w:t>s01q25, s01q29, s01q30, s04q46, s01q00b</w:t>
             </w:r>
           </w:p>
         </w:tc>
@@ -7294,7 +7294,7 @@
                 <w:color w:val="16A34A"/>
                 <w:sz w:val="16"/>
               </w:rPr>
-              <w:t>—</w:t>
+              <w:t>s01q25, s01q29, s01q30, s04q46, s01q00b</w:t>
             </w:r>
           </w:p>
         </w:tc>
@@ -7474,7 +7474,7 @@
                 <w:color w:val="16A34A"/>
                 <w:sz w:val="16"/>
               </w:rPr>
-              <w:t>—</w:t>
+              <w:t>s01q25, s01q29, s01q30, s04q46, s01q00b</w:t>
             </w:r>
           </w:p>
         </w:tc>
@@ -7654,7 +7654,7 @@
                 <w:color w:val="16A34A"/>
                 <w:sz w:val="16"/>
               </w:rPr>
-              <w:t>—</w:t>
+              <w:t>s01q25, s01q29, s01q30, s04q46, s01q00b</w:t>
             </w:r>
           </w:p>
         </w:tc>
@@ -7834,7 +7834,7 @@
                 <w:color w:val="16A34A"/>
                 <w:sz w:val="16"/>
               </w:rPr>
-              <w:t>—</w:t>
+              <w:t>s01q25, s01q29, s01q30, s04q46, s01q00b</w:t>
             </w:r>
           </w:p>
         </w:tc>
@@ -8014,7 +8014,7 @@
                 <w:color w:val="16A34A"/>
                 <w:sz w:val="16"/>
               </w:rPr>
-              <w:t>—</w:t>
+              <w:t>s01q25, s01q29, s01q30, s04q46, s01q00b</w:t>
             </w:r>
           </w:p>
         </w:tc>
@@ -8194,7 +8194,7 @@
                 <w:color w:val="16A34A"/>
                 <w:sz w:val="16"/>
               </w:rPr>
-              <w:t>—</w:t>
+              <w:t>s01q25, s01q29, s01q30, s04q46, s01q00b</w:t>
             </w:r>
           </w:p>
         </w:tc>
@@ -8284,7 +8284,7 @@
                 <w:color w:val="16A34A"/>
                 <w:sz w:val="16"/>
               </w:rPr>
-              <w:t>—</w:t>
+              <w:t>s01q25, s01q29, s01q30, s04q46, s01q00b</w:t>
             </w:r>
           </w:p>
         </w:tc>
@@ -8374,7 +8374,7 @@
                 <w:color w:val="16A34A"/>
                 <w:sz w:val="16"/>
               </w:rPr>
-              <w:t>—</w:t>
+              <w:t>s01q25, s01q29, s01q30, s04q46, s01q00b</w:t>
             </w:r>
           </w:p>
         </w:tc>
@@ -8464,7 +8464,7 @@
                 <w:color w:val="16A34A"/>
                 <w:sz w:val="16"/>
               </w:rPr>
-              <w:t>—</w:t>
+              <w:t>s01q25, s01q29, s01q30, s04q46, s01q00b</w:t>
             </w:r>
           </w:p>
         </w:tc>
@@ -8554,7 +8554,7 @@
                 <w:color w:val="16A34A"/>
                 <w:sz w:val="16"/>
               </w:rPr>
-              <w:t>—</w:t>
+              <w:t>s01q25, s01q29, s01q30, s04q46, s01q00b</w:t>
             </w:r>
           </w:p>
         </w:tc>
@@ -8644,7 +8644,7 @@
                 <w:color w:val="16A34A"/>
                 <w:sz w:val="16"/>
               </w:rPr>
-              <w:t>—</w:t>
+              <w:t>s01q25, s01q29, s01q30, s04q46, s01q00b</w:t>
             </w:r>
           </w:p>
         </w:tc>
@@ -8734,7 +8734,7 @@
                 <w:color w:val="16A34A"/>
                 <w:sz w:val="16"/>
               </w:rPr>
-              <w:t>—</w:t>
+              <w:t>s01q25, s01q29, s01q30, s04q46, s01q00b</w:t>
             </w:r>
           </w:p>
         </w:tc>
@@ -8824,7 +8824,7 @@
                 <w:color w:val="16A34A"/>
                 <w:sz w:val="16"/>
               </w:rPr>
-              <w:t>—</w:t>
+              <w:t>s01q25, s01q29, s01q30, s04q46, s01q00b</w:t>
             </w:r>
           </w:p>
         </w:tc>
@@ -8914,7 +8914,7 @@
                 <w:color w:val="16A34A"/>
                 <w:sz w:val="16"/>
               </w:rPr>
-              <w:t>—</w:t>
+              <w:t>s01q25, s01q29, s01q30, s04q46, s01q00b</w:t>
             </w:r>
           </w:p>
         </w:tc>
@@ -9004,7 +9004,7 @@
                 <w:color w:val="16A34A"/>
                 <w:sz w:val="16"/>
               </w:rPr>
-              <w:t>—</w:t>
+              <w:t>s01q25, s01q29, s01q30, s04q46, s01q00b</w:t>
             </w:r>
           </w:p>
         </w:tc>
@@ -9094,7 +9094,7 @@
                 <w:color w:val="16A34A"/>
                 <w:sz w:val="16"/>
               </w:rPr>
-              <w:t>—</w:t>
+              <w:t>s01q25, s01q29, s01q30, s04q46, s01q00b</w:t>
             </w:r>
           </w:p>
         </w:tc>
@@ -9184,7 +9184,7 @@
                 <w:color w:val="16A34A"/>
                 <w:sz w:val="16"/>
               </w:rPr>
-              <w:t>—</w:t>
+              <w:t>s01q25, s01q29, s01q30, s04q46, s01q00b</w:t>
             </w:r>
           </w:p>
         </w:tc>
@@ -9274,7 +9274,7 @@
                 <w:color w:val="16A34A"/>
                 <w:sz w:val="16"/>
               </w:rPr>
-              <w:t>—</w:t>
+              <w:t>s01q25, s01q29, s01q30, s04q46, s01q00b</w:t>
             </w:r>
           </w:p>
         </w:tc>
@@ -9364,7 +9364,7 @@
                 <w:color w:val="16A34A"/>
                 <w:sz w:val="16"/>
               </w:rPr>
-              <w:t>—</w:t>
+              <w:t>s01q25, s01q29, s01q30, s04q46, s01q00b</w:t>
             </w:r>
           </w:p>
         </w:tc>
@@ -9454,7 +9454,7 @@
                 <w:color w:val="16A34A"/>
                 <w:sz w:val="16"/>
               </w:rPr>
-              <w:t>—</w:t>
+              <w:t>s01q25, s01q29, s01q30, s04q46, s01q00b</w:t>
             </w:r>
           </w:p>
         </w:tc>
@@ -9544,7 +9544,7 @@
                 <w:color w:val="16A34A"/>
                 <w:sz w:val="16"/>
               </w:rPr>
-              <w:t>—</w:t>
+              <w:t>s01q25, s01q29, s01q30, s04q46, s01q00b</w:t>
             </w:r>
           </w:p>
         </w:tc>
@@ -9634,7 +9634,7 @@
                 <w:color w:val="16A34A"/>
                 <w:sz w:val="16"/>
               </w:rPr>
-              <w:t>—</w:t>
+              <w:t>s01q25, s01q29, s01q30, s04q46, s01q00b</w:t>
             </w:r>
           </w:p>
         </w:tc>
@@ -9724,7 +9724,7 @@
                 <w:color w:val="16A34A"/>
                 <w:sz w:val="16"/>
               </w:rPr>
-              <w:t>—</w:t>
+              <w:t>s01q25, s01q29, s01q30, s04q46, s01q00b</w:t>
             </w:r>
           </w:p>
         </w:tc>
@@ -9814,7 +9814,7 @@
                 <w:color w:val="16A34A"/>
                 <w:sz w:val="16"/>
               </w:rPr>
-              <w:t>—</w:t>
+              <w:t>s01q25, s01q29, s01q30, s04q46, s01q00b</w:t>
             </w:r>
           </w:p>
         </w:tc>
@@ -9904,7 +9904,7 @@
                 <w:color w:val="16A34A"/>
                 <w:sz w:val="16"/>
               </w:rPr>
-              <w:t>—</w:t>
+              <w:t>s01q25, s01q29, s01q30, s04q46, s01q00b</w:t>
             </w:r>
           </w:p>
         </w:tc>
@@ -9994,7 +9994,7 @@
                 <w:color w:val="16A34A"/>
                 <w:sz w:val="16"/>
               </w:rPr>
-              <w:t>—</w:t>
+              <w:t>s01q25, s01q29, s01q30, s04q46, s01q00b</w:t>
             </w:r>
           </w:p>
         </w:tc>
@@ -10174,7 +10174,7 @@
                 <w:color w:val="16A34A"/>
                 <w:sz w:val="16"/>
               </w:rPr>
-              <w:t>—</w:t>
+              <w:t>s01q25, s01q29, s01q30, s04q46, s01q00b</w:t>
             </w:r>
           </w:p>
         </w:tc>
@@ -10264,7 +10264,7 @@
                 <w:color w:val="16A34A"/>
                 <w:sz w:val="16"/>
               </w:rPr>
-              <w:t>—</w:t>
+              <w:t>s01q25, s01q29, s01q30, s04q46, s01q00b</w:t>
             </w:r>
           </w:p>
         </w:tc>
@@ -10354,7 +10354,7 @@
                 <w:color w:val="16A34A"/>
                 <w:sz w:val="16"/>
               </w:rPr>
-              <w:t>—</w:t>
+              <w:t>s01q25, s01q29, s01q30, s04q46, s01q00b</w:t>
             </w:r>
           </w:p>
         </w:tc>
@@ -10444,7 +10444,7 @@
                 <w:color w:val="16A34A"/>
                 <w:sz w:val="16"/>
               </w:rPr>
-              <w:t>—</w:t>
+              <w:t>s01q25, s01q29, s01q30, s04q46, s01q00b</w:t>
             </w:r>
           </w:p>
         </w:tc>
@@ -10534,7 +10534,7 @@
                 <w:color w:val="16A34A"/>
                 <w:sz w:val="16"/>
               </w:rPr>
-              <w:t>—</w:t>
+              <w:t>s01q25, s01q29, s01q30, s04q46, s01q00b</w:t>
             </w:r>
           </w:p>
         </w:tc>
@@ -10624,7 +10624,7 @@
                 <w:color w:val="16A34A"/>
                 <w:sz w:val="16"/>
               </w:rPr>
-              <w:t>—</w:t>
+              <w:t>s01q25, s01q29, s01q30, s04q46, s01q00b</w:t>
             </w:r>
           </w:p>
         </w:tc>
@@ -10714,7 +10714,7 @@
                 <w:color w:val="16A34A"/>
                 <w:sz w:val="16"/>
               </w:rPr>
-              <w:t>—</w:t>
+              <w:t>s01q25, s01q29, s01q30, s04q46, s01q00b</w:t>
             </w:r>
           </w:p>
         </w:tc>
@@ -10804,7 +10804,7 @@
                 <w:color w:val="16A34A"/>
                 <w:sz w:val="16"/>
               </w:rPr>
-              <w:t>—</w:t>
+              <w:t>s01q25, s01q29, s01q30, s04q46, s01q00b</w:t>
             </w:r>
           </w:p>
         </w:tc>
@@ -10894,7 +10894,7 @@
                 <w:color w:val="16A34A"/>
                 <w:sz w:val="16"/>
               </w:rPr>
-              <w:t>—</w:t>
+              <w:t>s01q25, s01q29, s01q30, s04q46, s01q00b</w:t>
             </w:r>
           </w:p>
         </w:tc>
@@ -10984,7 +10984,7 @@
                 <w:color w:val="16A34A"/>
                 <w:sz w:val="16"/>
               </w:rPr>
-              <w:t>—</w:t>
+              <w:t>s01q25, s01q29, s01q30, s04q46, s01q00b</w:t>
             </w:r>
           </w:p>
         </w:tc>
@@ -11074,7 +11074,7 @@
                 <w:color w:val="16A34A"/>
                 <w:sz w:val="16"/>
               </w:rPr>
-              <w:t>—</w:t>
+              <w:t>s01q25, s01q29, s01q30, s04q46, s01q00b</w:t>
             </w:r>
           </w:p>
         </w:tc>
@@ -11164,7 +11164,7 @@
                 <w:color w:val="16A34A"/>
                 <w:sz w:val="16"/>
               </w:rPr>
-              <w:t>—</w:t>
+              <w:t>s01q25, s01q29, s01q30, s04q46, s01q00b</w:t>
             </w:r>
           </w:p>
         </w:tc>
@@ -11254,7 +11254,7 @@
                 <w:color w:val="16A34A"/>
                 <w:sz w:val="16"/>
               </w:rPr>
-              <w:t>—</w:t>
+              <w:t>s01q25, s01q29, s01q30, s04q46, s01q00b</w:t>
             </w:r>
           </w:p>
         </w:tc>
@@ -11344,7 +11344,7 @@
                 <w:color w:val="16A34A"/>
                 <w:sz w:val="16"/>
               </w:rPr>
-              <w:t>—</w:t>
+              <w:t>s01q25, s01q29, s01q30, s04q46, s01q00b</w:t>
             </w:r>
           </w:p>
         </w:tc>
@@ -11434,7 +11434,7 @@
                 <w:color w:val="16A34A"/>
                 <w:sz w:val="16"/>
               </w:rPr>
-              <w:t>—</w:t>
+              <w:t>s01q25, s01q29, s01q30, s04q46, s01q00b</w:t>
             </w:r>
           </w:p>
         </w:tc>
@@ -11524,7 +11524,7 @@
                 <w:color w:val="16A34A"/>
                 <w:sz w:val="16"/>
               </w:rPr>
-              <w:t>—</w:t>
+              <w:t>s01q25, s01q29, s01q30, s04q46, s01q00b</w:t>
             </w:r>
           </w:p>
         </w:tc>
@@ -11614,7 +11614,7 @@
                 <w:color w:val="16A34A"/>
                 <w:sz w:val="16"/>
               </w:rPr>
-              <w:t>—</w:t>
+              <w:t>s01q25, s01q29, s01q30, s04q46, s01q00b</w:t>
             </w:r>
           </w:p>
         </w:tc>
@@ -11704,7 +11704,7 @@
                 <w:color w:val="16A34A"/>
                 <w:sz w:val="16"/>
               </w:rPr>
-              <w:t>—</w:t>
+              <w:t>s01q25, s01q29, s01q30, s04q46, s01q00b</w:t>
             </w:r>
           </w:p>
         </w:tc>
@@ -11794,7 +11794,7 @@
                 <w:color w:val="16A34A"/>
                 <w:sz w:val="16"/>
               </w:rPr>
-              <w:t>—</w:t>
+              <w:t>s01q25, s01q29, s01q30, s04q46, s01q00b</w:t>
             </w:r>
           </w:p>
         </w:tc>
@@ -11884,7 +11884,7 @@
                 <w:color w:val="16A34A"/>
                 <w:sz w:val="16"/>
               </w:rPr>
-              <w:t>—</w:t>
+              <w:t>s01q25, s01q29, s01q30, s04q46, s01q00b</w:t>
             </w:r>
           </w:p>
         </w:tc>
@@ -12064,7 +12064,7 @@
                 <w:color w:val="16A34A"/>
                 <w:sz w:val="16"/>
               </w:rPr>
-              <w:t>—</w:t>
+              <w:t>s01q25, s01q29, s01q30, s04q46, s01q00b</w:t>
             </w:r>
           </w:p>
         </w:tc>
@@ -12244,7 +12244,7 @@
                 <w:color w:val="16A34A"/>
                 <w:sz w:val="16"/>
               </w:rPr>
-              <w:t>—</w:t>
+              <w:t>s01q25, s01q29, s01q30, s04q46, s01q00b</w:t>
             </w:r>
           </w:p>
         </w:tc>
@@ -12334,7 +12334,7 @@
                 <w:color w:val="16A34A"/>
                 <w:sz w:val="16"/>
               </w:rPr>
-              <w:t>—</w:t>
+              <w:t>s01q25, s01q29, s01q30, s04q46, s01q00b</w:t>
             </w:r>
           </w:p>
         </w:tc>
@@ -12424,7 +12424,7 @@
                 <w:color w:val="16A34A"/>
                 <w:sz w:val="16"/>
               </w:rPr>
-              <w:t>—</w:t>
+              <w:t>s01q25, s01q29, s01q30, s04q46, s01q00b</w:t>
             </w:r>
           </w:p>
         </w:tc>
@@ -12604,7 +12604,7 @@
                 <w:color w:val="16A34A"/>
                 <w:sz w:val="16"/>
               </w:rPr>
-              <w:t>—</w:t>
+              <w:t>s01q25, s01q29, s01q30, s04q46, s01q00b</w:t>
             </w:r>
           </w:p>
         </w:tc>
@@ -12694,7 +12694,7 @@
                 <w:color w:val="16A34A"/>
                 <w:sz w:val="16"/>
               </w:rPr>
-              <w:t>—</w:t>
+              <w:t>s01q25, s01q29, s01q30, s04q46, s01q00b</w:t>
             </w:r>
           </w:p>
         </w:tc>
@@ -12784,7 +12784,7 @@
                 <w:color w:val="16A34A"/>
                 <w:sz w:val="16"/>
               </w:rPr>
-              <w:t>—</w:t>
+              <w:t>s01q25, s01q29, s01q30, s04q46, s01q00b</w:t>
             </w:r>
           </w:p>
         </w:tc>
@@ -12874,7 +12874,7 @@
                 <w:color w:val="16A34A"/>
                 <w:sz w:val="16"/>
               </w:rPr>
-              <w:t>—</w:t>
+              <w:t>s01q25, s01q29, s01q30, s04q46, s01q00b</w:t>
             </w:r>
           </w:p>
         </w:tc>
@@ -13054,7 +13054,7 @@
                 <w:color w:val="16A34A"/>
                 <w:sz w:val="16"/>
               </w:rPr>
-              <w:t>—</w:t>
+              <w:t>s01q25, s01q29, s01q30, s04q46, s01q00b</w:t>
             </w:r>
           </w:p>
         </w:tc>
@@ -13144,7 +13144,7 @@
                 <w:color w:val="16A34A"/>
                 <w:sz w:val="16"/>
               </w:rPr>
-              <w:t>—</w:t>
+              <w:t>s01q25, s01q29, s01q30, s04q46, s01q00b</w:t>
             </w:r>
           </w:p>
         </w:tc>
@@ -13234,7 +13234,7 @@
                 <w:color w:val="16A34A"/>
                 <w:sz w:val="16"/>
               </w:rPr>
-              <w:t>—</w:t>
+              <w:t>s01q25, s01q29, s01q30, s04q46, s01q00b</w:t>
             </w:r>
           </w:p>
         </w:tc>
@@ -13324,7 +13324,7 @@
                 <w:color w:val="16A34A"/>
                 <w:sz w:val="16"/>
               </w:rPr>
-              <w:t>—</w:t>
+              <w:t>s01q25, s01q29, s01q30, s04q46, s01q00b</w:t>
             </w:r>
           </w:p>
         </w:tc>
@@ -13414,7 +13414,7 @@
                 <w:color w:val="16A34A"/>
                 <w:sz w:val="16"/>
               </w:rPr>
-              <w:t>—</w:t>
+              <w:t>s01q25, s01q29, s01q30, s04q46, s01q00b</w:t>
             </w:r>
           </w:p>
         </w:tc>
@@ -13504,7 +13504,7 @@
                 <w:color w:val="16A34A"/>
                 <w:sz w:val="16"/>
               </w:rPr>
-              <w:t>—</w:t>
+              <w:t>s01q25, s01q29, s01q30, s04q46, s01q00b</w:t>
             </w:r>
           </w:p>
         </w:tc>
@@ -13594,7 +13594,7 @@
                 <w:color w:val="16A34A"/>
                 <w:sz w:val="16"/>
               </w:rPr>
-              <w:t>—</w:t>
+              <w:t>s01q25, s01q29, s01q30, s04q46, s01q00b</w:t>
             </w:r>
           </w:p>
         </w:tc>
@@ -13684,7 +13684,7 @@
                 <w:color w:val="16A34A"/>
                 <w:sz w:val="16"/>
               </w:rPr>
-              <w:t>—</w:t>
+              <w:t>s01q25, s01q29, s01q30, s04q46, s01q00b</w:t>
             </w:r>
           </w:p>
         </w:tc>
@@ -13774,7 +13774,7 @@
                 <w:color w:val="16A34A"/>
                 <w:sz w:val="16"/>
               </w:rPr>
-              <w:t>—</w:t>
+              <w:t>s01q25, s01q29, s01q30, s04q46, s01q00b</w:t>
             </w:r>
           </w:p>
         </w:tc>
@@ -13954,7 +13954,7 @@
                 <w:color w:val="16A34A"/>
                 <w:sz w:val="16"/>
               </w:rPr>
-              <w:t>—</w:t>
+              <w:t>s01q25, s01q29, s01q30, s04q46, s01q00b</w:t>
             </w:r>
           </w:p>
         </w:tc>
@@ -14044,7 +14044,7 @@
                 <w:color w:val="16A34A"/>
                 <w:sz w:val="16"/>
               </w:rPr>
-              <w:t>—</w:t>
+              <w:t>s01q25, s01q29, s01q30, s04q46, s01q00b</w:t>
             </w:r>
           </w:p>
         </w:tc>
@@ -14314,7 +14314,7 @@
                 <w:color w:val="16A34A"/>
                 <w:sz w:val="16"/>
               </w:rPr>
-              <w:t>—</w:t>
+              <w:t>s01q25, s01q29, s01q30, s04q46, s01q00b</w:t>
             </w:r>
           </w:p>
         </w:tc>
@@ -14494,7 +14494,7 @@
                 <w:color w:val="16A34A"/>
                 <w:sz w:val="16"/>
               </w:rPr>
-              <w:t>—</w:t>
+              <w:t>s01q25, s01q29, s01q30, s04q46, s01q00b</w:t>
             </w:r>
           </w:p>
         </w:tc>
@@ -14584,7 +14584,7 @@
                 <w:color w:val="16A34A"/>
                 <w:sz w:val="16"/>
               </w:rPr>
-              <w:t>—</w:t>
+              <w:t>s01q25, s01q29, s01q30, s04q46, s01q00b</w:t>
             </w:r>
           </w:p>
         </w:tc>
@@ -14674,7 +14674,7 @@
                 <w:color w:val="16A34A"/>
                 <w:sz w:val="16"/>
               </w:rPr>
-              <w:t>—</w:t>
+              <w:t>s01q25, s01q29, s01q30, s04q46, s01q00b</w:t>
             </w:r>
           </w:p>
         </w:tc>
@@ -14764,7 +14764,7 @@
                 <w:color w:val="16A34A"/>
                 <w:sz w:val="16"/>
               </w:rPr>
-              <w:t>—</w:t>
+              <w:t>s01q25, s01q29, s01q30, s04q46, s01q00b</w:t>
             </w:r>
           </w:p>
         </w:tc>
@@ -14854,7 +14854,7 @@
                 <w:color w:val="16A34A"/>
                 <w:sz w:val="16"/>
               </w:rPr>
-              <w:t>—</w:t>
+              <w:t>s01q25, s01q29, s01q30, s04q46, s01q00b</w:t>
             </w:r>
           </w:p>
         </w:tc>
@@ -14944,7 +14944,7 @@
                 <w:color w:val="16A34A"/>
                 <w:sz w:val="16"/>
               </w:rPr>
-              <w:t>—</w:t>
+              <w:t>s01q25, s01q29, s01q30, s04q46, s01q00b</w:t>
             </w:r>
           </w:p>
         </w:tc>
@@ -15034,7 +15034,7 @@
                 <w:color w:val="16A34A"/>
                 <w:sz w:val="16"/>
               </w:rPr>
-              <w:t>—</w:t>
+              <w:t>s01q25, s01q29, s01q30, s04q46, s01q00b</w:t>
             </w:r>
           </w:p>
         </w:tc>
@@ -15124,7 +15124,7 @@
                 <w:color w:val="16A34A"/>
                 <w:sz w:val="16"/>
               </w:rPr>
-              <w:t>—</w:t>
+              <w:t>s01q25, s01q29, s01q30, s04q46, s01q00b</w:t>
             </w:r>
           </w:p>
         </w:tc>
@@ -15214,7 +15214,7 @@
                 <w:color w:val="16A34A"/>
                 <w:sz w:val="16"/>
               </w:rPr>
-              <w:t>—</w:t>
+              <w:t>s01q25, s01q29, s01q30, s04q46, s01q00b</w:t>
             </w:r>
           </w:p>
         </w:tc>
@@ -15304,7 +15304,7 @@
                 <w:color w:val="16A34A"/>
                 <w:sz w:val="16"/>
               </w:rPr>
-              <w:t>—</w:t>
+              <w:t>s01q25, s01q29, s01q30, s04q46, s01q00b</w:t>
             </w:r>
           </w:p>
         </w:tc>
@@ -15394,7 +15394,7 @@
                 <w:color w:val="16A34A"/>
                 <w:sz w:val="16"/>
               </w:rPr>
-              <w:t>—</w:t>
+              <w:t>s01q25, s01q29, s01q30, s04q46, s01q00b</w:t>
             </w:r>
           </w:p>
         </w:tc>
@@ -15484,7 +15484,7 @@
                 <w:color w:val="16A34A"/>
                 <w:sz w:val="16"/>
               </w:rPr>
-              <w:t>—</w:t>
+              <w:t>s01q25, s01q29, s01q30, s04q46, s01q00b</w:t>
             </w:r>
           </w:p>
         </w:tc>
@@ -15574,7 +15574,7 @@
                 <w:color w:val="16A34A"/>
                 <w:sz w:val="16"/>
               </w:rPr>
-              <w:t>—</w:t>
+              <w:t>s01q25, s01q29, s01q30, s04q46, s01q00b</w:t>
             </w:r>
           </w:p>
         </w:tc>
@@ -15664,7 +15664,7 @@
                 <w:color w:val="16A34A"/>
                 <w:sz w:val="16"/>
               </w:rPr>
-              <w:t>—</w:t>
+              <w:t>s01q25, s01q29, s01q30, s04q46, s01q00b</w:t>
             </w:r>
           </w:p>
         </w:tc>
@@ -15754,7 +15754,7 @@
                 <w:color w:val="16A34A"/>
                 <w:sz w:val="16"/>
               </w:rPr>
-              <w:t>—</w:t>
+              <w:t>s01q25, s01q29, s01q30, s04q46, s01q00b</w:t>
             </w:r>
           </w:p>
         </w:tc>
@@ -15844,7 +15844,7 @@
                 <w:color w:val="16A34A"/>
                 <w:sz w:val="16"/>
               </w:rPr>
-              <w:t>—</w:t>
+              <w:t>s01q25, s01q29, s01q30, s04q46, s01q00b</w:t>
             </w:r>
           </w:p>
         </w:tc>
@@ -16024,7 +16024,7 @@
                 <w:color w:val="16A34A"/>
                 <w:sz w:val="16"/>
               </w:rPr>
-              <w:t>—</w:t>
+              <w:t>s01q25, s01q29, s01q30, s04q46, s01q00b</w:t>
             </w:r>
           </w:p>
         </w:tc>
@@ -16114,7 +16114,7 @@
                 <w:color w:val="16A34A"/>
                 <w:sz w:val="16"/>
               </w:rPr>
-              <w:t>—</w:t>
+              <w:t>s01q25, s01q29, s01q30, s04q46, s01q00b</w:t>
             </w:r>
           </w:p>
         </w:tc>
@@ -16204,7 +16204,7 @@
                 <w:color w:val="16A34A"/>
                 <w:sz w:val="16"/>
               </w:rPr>
-              <w:t>—</w:t>
+              <w:t>s01q25, s01q29, s01q30, s04q46, s01q00b</w:t>
             </w:r>
           </w:p>
         </w:tc>
@@ -16294,7 +16294,7 @@
                 <w:color w:val="16A34A"/>
                 <w:sz w:val="16"/>
               </w:rPr>
-              <w:t>—</w:t>
+              <w:t>s01q25, s01q29, s01q30, s04q46, s01q00b</w:t>
             </w:r>
           </w:p>
         </w:tc>
@@ -16384,7 +16384,7 @@
                 <w:color w:val="16A34A"/>
                 <w:sz w:val="16"/>
               </w:rPr>
-              <w:t>—</w:t>
+              <w:t>s01q25, s01q29, s01q30, s04q46, s01q00b</w:t>
             </w:r>
           </w:p>
         </w:tc>
@@ -16564,7 +16564,7 @@
                 <w:color w:val="16A34A"/>
                 <w:sz w:val="16"/>
               </w:rPr>
-              <w:t>—</w:t>
+              <w:t>s01q25, s01q29, s01q30, s04q46, s01q00b</w:t>
             </w:r>
           </w:p>
         </w:tc>
@@ -16744,7 +16744,7 @@
                 <w:color w:val="16A34A"/>
                 <w:sz w:val="16"/>
               </w:rPr>
-              <w:t>—</w:t>
+              <w:t>s01q25, s01q29, s01q30, s04q46, s01q00b</w:t>
             </w:r>
           </w:p>
         </w:tc>
@@ -16834,7 +16834,7 @@
                 <w:color w:val="16A34A"/>
                 <w:sz w:val="16"/>
               </w:rPr>
-              <w:t>—</w:t>
+              <w:t>s01q25, s01q29, s01q30, s04q46, s01q00b</w:t>
             </w:r>
           </w:p>
         </w:tc>
@@ -16924,7 +16924,7 @@
                 <w:color w:val="16A34A"/>
                 <w:sz w:val="16"/>
               </w:rPr>
-              <w:t>—</w:t>
+              <w:t>s01q25, s01q29, s01q30, s04q46, s01q00b</w:t>
             </w:r>
           </w:p>
         </w:tc>
@@ -17014,7 +17014,7 @@
                 <w:color w:val="16A34A"/>
                 <w:sz w:val="16"/>
               </w:rPr>
-              <w:t>—</w:t>
+              <w:t>s01q25, s01q29, s01q30, s04q46, s01q00b</w:t>
             </w:r>
           </w:p>
         </w:tc>
@@ -17104,7 +17104,7 @@
                 <w:color w:val="16A34A"/>
                 <w:sz w:val="16"/>
               </w:rPr>
-              <w:t>—</w:t>
+              <w:t>s01q25, s01q29, s01q30, s04q46, s01q00b</w:t>
             </w:r>
           </w:p>
         </w:tc>
@@ -17194,7 +17194,7 @@
                 <w:color w:val="16A34A"/>
                 <w:sz w:val="16"/>
               </w:rPr>
-              <w:t>—</w:t>
+              <w:t>s01q25, s01q29, s01q30, s04q46, s01q00b</w:t>
             </w:r>
           </w:p>
         </w:tc>
@@ -17284,7 +17284,7 @@
                 <w:color w:val="16A34A"/>
                 <w:sz w:val="16"/>
               </w:rPr>
-              <w:t>—</w:t>
+              <w:t>s01q25, s01q29, s01q30, s04q46, s01q00b</w:t>
             </w:r>
           </w:p>
         </w:tc>
@@ -17374,7 +17374,7 @@
                 <w:color w:val="16A34A"/>
                 <w:sz w:val="16"/>
               </w:rPr>
-              <w:t>—</w:t>
+              <w:t>s01q25, s01q29, s01q30, s04q46, s01q00b</w:t>
             </w:r>
           </w:p>
         </w:tc>
@@ -17464,7 +17464,7 @@
                 <w:color w:val="16A34A"/>
                 <w:sz w:val="16"/>
               </w:rPr>
-              <w:t>—</w:t>
+              <w:t>s01q25, s01q29, s01q30, s04q46, s01q00b</w:t>
             </w:r>
           </w:p>
         </w:tc>
@@ -17554,7 +17554,7 @@
                 <w:color w:val="16A34A"/>
                 <w:sz w:val="16"/>
               </w:rPr>
-              <w:t>—</w:t>
+              <w:t>s01q25, s01q29, s01q30, s04q46, s01q00b</w:t>
             </w:r>
           </w:p>
         </w:tc>
@@ -17644,7 +17644,7 @@
                 <w:color w:val="16A34A"/>
                 <w:sz w:val="16"/>
               </w:rPr>
-              <w:t>—</w:t>
+              <w:t>s01q25, s01q29, s01q30, s04q46, s01q00b</w:t>
             </w:r>
           </w:p>
         </w:tc>
@@ -17734,7 +17734,7 @@
                 <w:color w:val="16A34A"/>
                 <w:sz w:val="16"/>
               </w:rPr>
-              <w:t>—</w:t>
+              <w:t>s01q25, s01q29, s01q30, s04q46, s01q00b</w:t>
             </w:r>
           </w:p>
         </w:tc>
@@ -17824,7 +17824,7 @@
                 <w:color w:val="16A34A"/>
                 <w:sz w:val="16"/>
               </w:rPr>
-              <w:t>—</w:t>
+              <w:t>s01q25, s01q29, s01q30, s04q46, s01q00b</w:t>
             </w:r>
           </w:p>
         </w:tc>
@@ -17914,7 +17914,7 @@
                 <w:color w:val="16A34A"/>
                 <w:sz w:val="16"/>
               </w:rPr>
-              <w:t>—</w:t>
+              <w:t>s01q25, s01q29, s01q30, s04q46, s01q00b</w:t>
             </w:r>
           </w:p>
         </w:tc>
@@ -18004,7 +18004,7 @@
                 <w:color w:val="16A34A"/>
                 <w:sz w:val="16"/>
               </w:rPr>
-              <w:t>—</w:t>
+              <w:t>s01q25, s01q29, s01q30, s04q46, s01q00b</w:t>
             </w:r>
           </w:p>
         </w:tc>
@@ -18094,7 +18094,7 @@
                 <w:color w:val="16A34A"/>
                 <w:sz w:val="16"/>
               </w:rPr>
-              <w:t>—</w:t>
+              <w:t>s01q25, s01q29, s01q30, s04q46, s01q00b</w:t>
             </w:r>
           </w:p>
         </w:tc>
@@ -18184,7 +18184,7 @@
                 <w:color w:val="16A34A"/>
                 <w:sz w:val="16"/>
               </w:rPr>
-              <w:t>—</w:t>
+              <w:t>s01q25, s01q29, s01q30, s04q46, s01q00b</w:t>
             </w:r>
           </w:p>
         </w:tc>
@@ -18274,7 +18274,7 @@
                 <w:color w:val="16A34A"/>
                 <w:sz w:val="16"/>
               </w:rPr>
-              <w:t>—</w:t>
+              <w:t>s01q25, s01q29, s01q30, s04q46, s01q00b</w:t>
             </w:r>
           </w:p>
         </w:tc>
@@ -18364,7 +18364,7 @@
                 <w:color w:val="16A34A"/>
                 <w:sz w:val="16"/>
               </w:rPr>
-              <w:t>—</w:t>
+              <w:t>s01q25, s01q29, s01q30, s04q46, s01q00b</w:t>
             </w:r>
           </w:p>
         </w:tc>
@@ -18454,7 +18454,7 @@
                 <w:color w:val="16A34A"/>
                 <w:sz w:val="16"/>
               </w:rPr>
-              <w:t>—</w:t>
+              <w:t>s01q25, s01q29, s01q30, s04q46, s01q00b</w:t>
             </w:r>
           </w:p>
         </w:tc>
@@ -18544,7 +18544,7 @@
                 <w:color w:val="16A34A"/>
                 <w:sz w:val="16"/>
               </w:rPr>
-              <w:t>—</w:t>
+              <w:t>s01q25, s01q29, s01q30, s04q46, s01q00b</w:t>
             </w:r>
           </w:p>
         </w:tc>
@@ -18634,7 +18634,7 @@
                 <w:color w:val="16A34A"/>
                 <w:sz w:val="16"/>
               </w:rPr>
-              <w:t>—</w:t>
+              <w:t>s01q25, s01q29, s01q30, s04q46, s01q00b</w:t>
             </w:r>
           </w:p>
         </w:tc>
@@ -18724,7 +18724,7 @@
                 <w:color w:val="16A34A"/>
                 <w:sz w:val="16"/>
               </w:rPr>
-              <w:t>—</w:t>
+              <w:t>s01q25, s01q29, s01q30, s04q46, s01q00b</w:t>
             </w:r>
           </w:p>
         </w:tc>
@@ -18814,7 +18814,7 @@
                 <w:color w:val="16A34A"/>
                 <w:sz w:val="16"/>
               </w:rPr>
-              <w:t>—</w:t>
+              <w:t>s01q25, s01q29, s01q30, s04q46, s01q00b</w:t>
             </w:r>
           </w:p>
         </w:tc>
@@ -18904,7 +18904,7 @@
                 <w:color w:val="16A34A"/>
                 <w:sz w:val="16"/>
               </w:rPr>
-              <w:t>—</w:t>
+              <w:t>s01q25, s01q29, s01q30, s04q46, s01q00b</w:t>
             </w:r>
           </w:p>
         </w:tc>
@@ -18994,7 +18994,7 @@
                 <w:color w:val="16A34A"/>
                 <w:sz w:val="16"/>
               </w:rPr>
-              <w:t>—</w:t>
+              <w:t>s01q25, s01q29, s01q30, s04q46, s01q00b</w:t>
             </w:r>
           </w:p>
         </w:tc>
@@ -19084,7 +19084,7 @@
                 <w:color w:val="16A34A"/>
                 <w:sz w:val="16"/>
               </w:rPr>
-              <w:t>—</w:t>
+              <w:t>s01q25, s01q29, s01q30, s04q46, s01q00b</w:t>
             </w:r>
           </w:p>
         </w:tc>
@@ -19174,7 +19174,7 @@
                 <w:color w:val="16A34A"/>
                 <w:sz w:val="16"/>
               </w:rPr>
-              <w:t>—</w:t>
+              <w:t>s01q25, s01q29, s01q30, s04q46, s01q00b</w:t>
             </w:r>
           </w:p>
         </w:tc>
@@ -19264,7 +19264,7 @@
                 <w:color w:val="16A34A"/>
                 <w:sz w:val="16"/>
               </w:rPr>
-              <w:t>—</w:t>
+              <w:t>s01q25, s01q29, s01q30, s04q46, s01q00b</w:t>
             </w:r>
           </w:p>
         </w:tc>
@@ -19354,7 +19354,7 @@
                 <w:color w:val="16A34A"/>
                 <w:sz w:val="16"/>
               </w:rPr>
-              <w:t>—</w:t>
+              <w:t>s01q25, s01q29, s01q30, s04q46, s01q00b</w:t>
             </w:r>
           </w:p>
         </w:tc>
@@ -19444,7 +19444,7 @@
                 <w:color w:val="16A34A"/>
                 <w:sz w:val="16"/>
               </w:rPr>
-              <w:t>—</w:t>
+              <w:t>s01q25, s01q29, s01q30, s04q46, s01q00b</w:t>
             </w:r>
           </w:p>
         </w:tc>
@@ -19534,7 +19534,7 @@
                 <w:color w:val="16A34A"/>
                 <w:sz w:val="16"/>
               </w:rPr>
-              <w:t>—</w:t>
+              <w:t>s01q25, s01q29, s01q30, s04q46, s01q00b</w:t>
             </w:r>
           </w:p>
         </w:tc>
@@ -19624,7 +19624,7 @@
                 <w:color w:val="16A34A"/>
                 <w:sz w:val="16"/>
               </w:rPr>
-              <w:t>—</w:t>
+              <w:t>s01q25, s01q29, s01q30, s04q46, s01q00b</w:t>
             </w:r>
           </w:p>
         </w:tc>
@@ -19714,7 +19714,7 @@
                 <w:color w:val="16A34A"/>
                 <w:sz w:val="16"/>
               </w:rPr>
-              <w:t>—</w:t>
+              <w:t>s01q25, s01q29, s01q30, s04q46, s01q00b</w:t>
             </w:r>
           </w:p>
         </w:tc>
@@ -19804,7 +19804,7 @@
                 <w:color w:val="16A34A"/>
                 <w:sz w:val="16"/>
               </w:rPr>
-              <w:t>—</w:t>
+              <w:t>s01q25, s01q29, s01q30, s04q46, s01q00b</w:t>
             </w:r>
           </w:p>
         </w:tc>
@@ -19894,7 +19894,7 @@
                 <w:color w:val="16A34A"/>
                 <w:sz w:val="16"/>
               </w:rPr>
-              <w:t>—</w:t>
+              <w:t>s01q25, s01q29, s01q30, s04q46, s01q00b</w:t>
             </w:r>
           </w:p>
         </w:tc>
@@ -19984,7 +19984,7 @@
                 <w:color w:val="16A34A"/>
                 <w:sz w:val="16"/>
               </w:rPr>
-              <w:t>—</w:t>
+              <w:t>s01q25, s01q29, s01q30, s04q46, s01q00b</w:t>
             </w:r>
           </w:p>
         </w:tc>
@@ -20074,7 +20074,7 @@
                 <w:color w:val="16A34A"/>
                 <w:sz w:val="16"/>
               </w:rPr>
-              <w:t>—</w:t>
+              <w:t>s01q25, s01q29, s01q30, s04q46, s01q00b</w:t>
             </w:r>
           </w:p>
         </w:tc>
@@ -20164,7 +20164,7 @@
                 <w:color w:val="16A34A"/>
                 <w:sz w:val="16"/>
               </w:rPr>
-              <w:t>—</w:t>
+              <w:t>s01q25, s01q29, s01q30, s04q46, s01q00b</w:t>
             </w:r>
           </w:p>
         </w:tc>
@@ -20254,7 +20254,7 @@
                 <w:color w:val="16A34A"/>
                 <w:sz w:val="16"/>
               </w:rPr>
-              <w:t>—</w:t>
+              <w:t>s01q25, s01q29, s01q30, s04q46, s01q00b</w:t>
             </w:r>
           </w:p>
         </w:tc>
@@ -20344,7 +20344,7 @@
                 <w:color w:val="16A34A"/>
                 <w:sz w:val="16"/>
               </w:rPr>
-              <w:t>—</w:t>
+              <w:t>s01q25, s01q29, s01q30, s04q46, s01q00b</w:t>
             </w:r>
           </w:p>
         </w:tc>
@@ -20434,7 +20434,7 @@
                 <w:color w:val="16A34A"/>
                 <w:sz w:val="16"/>
               </w:rPr>
-              <w:t>—</w:t>
+              <w:t>s01q25, s01q29, s01q30, s04q46, s01q00b</w:t>
             </w:r>
           </w:p>
         </w:tc>
@@ -20524,7 +20524,7 @@
                 <w:color w:val="16A34A"/>
                 <w:sz w:val="16"/>
               </w:rPr>
-              <w:t>—</w:t>
+              <w:t>s01q25, s01q29, s01q30, s04q46, s01q00b</w:t>
             </w:r>
           </w:p>
         </w:tc>
@@ -20614,7 +20614,7 @@
                 <w:color w:val="16A34A"/>
                 <w:sz w:val="16"/>
               </w:rPr>
-              <w:t>—</w:t>
+              <w:t>s01q25, s01q29, s01q30, s04q46, s01q00b</w:t>
             </w:r>
           </w:p>
         </w:tc>
@@ -20704,7 +20704,7 @@
                 <w:color w:val="16A34A"/>
                 <w:sz w:val="16"/>
               </w:rPr>
-              <w:t>—</w:t>
+              <w:t>s01q25, s01q29, s01q30, s04q46, s01q00b</w:t>
             </w:r>
           </w:p>
         </w:tc>
@@ -20794,7 +20794,7 @@
                 <w:color w:val="16A34A"/>
                 <w:sz w:val="16"/>
               </w:rPr>
-              <w:t>—</w:t>
+              <w:t>s01q25, s01q29, s01q30, s04q46, s01q00b</w:t>
             </w:r>
           </w:p>
         </w:tc>
@@ -20884,7 +20884,7 @@
                 <w:color w:val="16A34A"/>
                 <w:sz w:val="16"/>
               </w:rPr>
-              <w:t>—</w:t>
+              <w:t>s01q25, s01q29, s01q30, s04q46, s01q00b</w:t>
             </w:r>
           </w:p>
         </w:tc>
@@ -20974,7 +20974,7 @@
                 <w:color w:val="16A34A"/>
                 <w:sz w:val="16"/>
               </w:rPr>
-              <w:t>—</w:t>
+              <w:t>s01q25, s01q29, s01q30, s04q46, s01q00b</w:t>
             </w:r>
           </w:p>
         </w:tc>
@@ -21064,7 +21064,7 @@
                 <w:color w:val="16A34A"/>
                 <w:sz w:val="16"/>
               </w:rPr>
-              <w:t>—</w:t>
+              <w:t>s01q25, s01q29, s01q30, s04q46, s01q00b</w:t>
             </w:r>
           </w:p>
         </w:tc>
@@ -21154,7 +21154,7 @@
                 <w:color w:val="16A34A"/>
                 <w:sz w:val="16"/>
               </w:rPr>
-              <w:t>—</w:t>
+              <w:t>s01q25, s01q29, s01q30, s04q46, s01q00b</w:t>
             </w:r>
           </w:p>
         </w:tc>
@@ -21244,7 +21244,7 @@
                 <w:color w:val="16A34A"/>
                 <w:sz w:val="16"/>
               </w:rPr>
-              <w:t>—</w:t>
+              <w:t>s01q25, s01q29, s01q30, s04q46, s01q00b</w:t>
             </w:r>
           </w:p>
         </w:tc>
@@ -21334,7 +21334,7 @@
                 <w:color w:val="16A34A"/>
                 <w:sz w:val="16"/>
               </w:rPr>
-              <w:t>—</w:t>
+              <w:t>s01q25, s01q29, s01q30, s04q46, s01q00b</w:t>
             </w:r>
           </w:p>
         </w:tc>
@@ -21424,7 +21424,7 @@
                 <w:color w:val="16A34A"/>
                 <w:sz w:val="16"/>
               </w:rPr>
-              <w:t>—</w:t>
+              <w:t>s01q25, s01q29, s01q30, s04q46, s01q00b</w:t>
             </w:r>
           </w:p>
         </w:tc>
@@ -21514,7 +21514,7 @@
                 <w:color w:val="16A34A"/>
                 <w:sz w:val="16"/>
               </w:rPr>
-              <w:t>—</w:t>
+              <w:t>s01q25, s01q29, s01q30, s04q46, s01q00b</w:t>
             </w:r>
           </w:p>
         </w:tc>
@@ -21604,7 +21604,7 @@
                 <w:color w:val="16A34A"/>
                 <w:sz w:val="16"/>
               </w:rPr>
-              <w:t>—</w:t>
+              <w:t>s01q25, s01q29, s01q30, s04q46, s01q00b</w:t>
             </w:r>
           </w:p>
         </w:tc>
@@ -21784,7 +21784,7 @@
                 <w:color w:val="16A34A"/>
                 <w:sz w:val="16"/>
               </w:rPr>
-              <w:t>—</w:t>
+              <w:t>s01q25, s01q29, s01q30, s04q46, s01q00b</w:t>
             </w:r>
           </w:p>
         </w:tc>
@@ -21874,7 +21874,7 @@
                 <w:color w:val="16A34A"/>
                 <w:sz w:val="16"/>
               </w:rPr>
-              <w:t>—</w:t>
+              <w:t>s01q25, s01q29, s01q30, s04q46, s01q00b</w:t>
             </w:r>
           </w:p>
         </w:tc>
@@ -21964,7 +21964,7 @@
                 <w:color w:val="16A34A"/>
                 <w:sz w:val="16"/>
               </w:rPr>
-              <w:t>—</w:t>
+              <w:t>s01q25, s01q29, s01q30, s04q46, s01q00b</w:t>
             </w:r>
           </w:p>
         </w:tc>
@@ -22054,7 +22054,7 @@
                 <w:color w:val="16A34A"/>
                 <w:sz w:val="16"/>
               </w:rPr>
-              <w:t>—</w:t>
+              <w:t>s01q25, s01q29, s01q30, s04q46, s01q00b</w:t>
             </w:r>
           </w:p>
         </w:tc>
@@ -22234,7 +22234,7 @@
                 <w:color w:val="16A34A"/>
                 <w:sz w:val="16"/>
               </w:rPr>
-              <w:t>—</w:t>
+              <w:t>s01q25, s01q29, s01q30, s04q46, s01q00b</w:t>
             </w:r>
           </w:p>
         </w:tc>
@@ -22324,7 +22324,7 @@
                 <w:color w:val="16A34A"/>
                 <w:sz w:val="16"/>
               </w:rPr>
-              <w:t>—</w:t>
+              <w:t>s01q25, s01q29, s01q30, s04q46, s01q00b</w:t>
             </w:r>
           </w:p>
         </w:tc>
@@ -22414,7 +22414,7 @@
                 <w:color w:val="16A34A"/>
                 <w:sz w:val="16"/>
               </w:rPr>
-              <w:t>—</w:t>
+              <w:t>s01q25, s01q29, s01q30, s04q46, s01q00b</w:t>
             </w:r>
           </w:p>
         </w:tc>
@@ -22594,7 +22594,7 @@
                 <w:color w:val="16A34A"/>
                 <w:sz w:val="16"/>
               </w:rPr>
-              <w:t>—</w:t>
+              <w:t>s01q25, s01q29, s01q30, s04q46, s01q00b</w:t>
             </w:r>
           </w:p>
         </w:tc>
@@ -22774,7 +22774,7 @@
                 <w:color w:val="16A34A"/>
                 <w:sz w:val="16"/>
               </w:rPr>
-              <w:t>—</w:t>
+              <w:t>s01q25, s01q29, s01q30, s04q46, s01q00b</w:t>
             </w:r>
           </w:p>
         </w:tc>
@@ -22864,7 +22864,7 @@
                 <w:color w:val="16A34A"/>
                 <w:sz w:val="16"/>
               </w:rPr>
-              <w:t>—</w:t>
+              <w:t>s01q25, s01q29, s01q30, s04q46, s01q00b</w:t>
             </w:r>
           </w:p>
         </w:tc>
@@ -22954,7 +22954,7 @@
                 <w:color w:val="16A34A"/>
                 <w:sz w:val="16"/>
               </w:rPr>
-              <w:t>—</w:t>
+              <w:t>s01q25, s01q29, s01q30, s04q46, s01q00b</w:t>
             </w:r>
           </w:p>
         </w:tc>
@@ -23044,7 +23044,7 @@
                 <w:color w:val="16A34A"/>
                 <w:sz w:val="16"/>
               </w:rPr>
-              <w:t>—</w:t>
+              <w:t>s01q25, s01q29, s01q30, s04q46, s01q00b</w:t>
             </w:r>
           </w:p>
         </w:tc>
@@ -23134,7 +23134,7 @@
                 <w:color w:val="16A34A"/>
                 <w:sz w:val="16"/>
               </w:rPr>
-              <w:t>—</w:t>
+              <w:t>s01q25, s01q29, s01q30, s04q46, s01q00b</w:t>
             </w:r>
           </w:p>
         </w:tc>
@@ -23224,7 +23224,7 @@
                 <w:color w:val="16A34A"/>
                 <w:sz w:val="16"/>
               </w:rPr>
-              <w:t>—</w:t>
+              <w:t>s01q25, s01q29, s01q30, s04q46, s01q00b</w:t>
             </w:r>
           </w:p>
         </w:tc>
@@ -23404,7 +23404,7 @@
                 <w:color w:val="16A34A"/>
                 <w:sz w:val="16"/>
               </w:rPr>
-              <w:t>—</w:t>
+              <w:t>s01q25, s01q29, s01q30, s04q46, s01q00b</w:t>
             </w:r>
           </w:p>
         </w:tc>
@@ -23494,7 +23494,7 @@
                 <w:color w:val="16A34A"/>
                 <w:sz w:val="16"/>
               </w:rPr>
-              <w:t>—</w:t>
+              <w:t>s01q25, s01q29, s01q30, s04q46, s01q00b</w:t>
             </w:r>
           </w:p>
         </w:tc>
@@ -23674,7 +23674,7 @@
                 <w:color w:val="16A34A"/>
                 <w:sz w:val="16"/>
               </w:rPr>
-              <w:t>—</w:t>
+              <w:t>s01q25, s01q29, s01q30, s04q46, s01q00b</w:t>
             </w:r>
           </w:p>
         </w:tc>
@@ -23764,7 +23764,7 @@
                 <w:color w:val="16A34A"/>
                 <w:sz w:val="16"/>
               </w:rPr>
-              <w:t>—</w:t>
+              <w:t>s01q25, s01q29, s01q30, s04q46, s01q00b</w:t>
             </w:r>
           </w:p>
         </w:tc>
@@ -23854,7 +23854,7 @@
                 <w:color w:val="16A34A"/>
                 <w:sz w:val="16"/>
               </w:rPr>
-              <w:t>—</w:t>
+              <w:t>s01q25, s01q29, s01q30, s04q46, s01q00b</w:t>
             </w:r>
           </w:p>
         </w:tc>
@@ -23944,7 +23944,7 @@
                 <w:color w:val="16A34A"/>
                 <w:sz w:val="16"/>
               </w:rPr>
-              <w:t>—</w:t>
+              <w:t>s01q25, s01q29, s01q30, s04q46, s01q00b</w:t>
             </w:r>
           </w:p>
         </w:tc>
@@ -24034,7 +24034,7 @@
                 <w:color w:val="16A34A"/>
                 <w:sz w:val="16"/>
               </w:rPr>
-              <w:t>—</w:t>
+              <w:t>s01q25, s01q29, s01q30, s04q46, s01q00b</w:t>
             </w:r>
           </w:p>
         </w:tc>
@@ -24124,7 +24124,7 @@
                 <w:color w:val="16A34A"/>
                 <w:sz w:val="16"/>
               </w:rPr>
-              <w:t>—</w:t>
+              <w:t>s01q25, s01q29, s01q30, s04q46, s01q00b</w:t>
             </w:r>
           </w:p>
         </w:tc>
@@ -24214,7 +24214,7 @@
                 <w:color w:val="16A34A"/>
                 <w:sz w:val="16"/>
               </w:rPr>
-              <w:t>—</w:t>
+              <w:t>s01q25, s01q29, s01q30, s04q46, s01q00b</w:t>
             </w:r>
           </w:p>
         </w:tc>
@@ -24304,7 +24304,7 @@
                 <w:color w:val="16A34A"/>
                 <w:sz w:val="16"/>
               </w:rPr>
-              <w:t>—</w:t>
+              <w:t>s01q25, s01q29, s01q30, s04q46, s01q00b</w:t>
             </w:r>
           </w:p>
         </w:tc>
@@ -24394,7 +24394,7 @@
                 <w:color w:val="16A34A"/>
                 <w:sz w:val="16"/>
               </w:rPr>
-              <w:t>—</w:t>
+              <w:t>s01q25, s01q29, s01q30, s04q46, s01q00b</w:t>
             </w:r>
           </w:p>
         </w:tc>
@@ -24484,7 +24484,7 @@
                 <w:color w:val="16A34A"/>
                 <w:sz w:val="16"/>
               </w:rPr>
-              <w:t>—</w:t>
+              <w:t>s01q25, s01q29, s01q30, s04q46, s01q00b</w:t>
             </w:r>
           </w:p>
         </w:tc>
@@ -24574,7 +24574,7 @@
                 <w:color w:val="16A34A"/>
                 <w:sz w:val="16"/>
               </w:rPr>
-              <w:t>—</w:t>
+              <w:t>s01q25, s01q29, s01q30, s04q46, s01q00b</w:t>
             </w:r>
           </w:p>
         </w:tc>
@@ -24664,7 +24664,7 @@
                 <w:color w:val="16A34A"/>
                 <w:sz w:val="16"/>
               </w:rPr>
-              <w:t>—</w:t>
+              <w:t>s00q07a, s00q08, s00q10, s00q13_0, s00q15_0, s00q17_0, s00q23a, s00q23b</w:t>
             </w:r>
           </w:p>
         </w:tc>
@@ -24754,7 +24754,7 @@
                 <w:color w:val="16A34A"/>
                 <w:sz w:val="16"/>
               </w:rPr>
-              <w:t>—</w:t>
+              <w:t>s01q25, s01q29, s01q30, s04q46, s01q00b</w:t>
             </w:r>
           </w:p>
         </w:tc>
@@ -24844,7 +24844,7 @@
                 <w:color w:val="16A34A"/>
                 <w:sz w:val="16"/>
               </w:rPr>
-              <w:t>—</w:t>
+              <w:t>s00q07a, s00q08, s00q10, s00q13_0, s00q15_0, s00q17_0, s00q23a, s00q23b</w:t>
             </w:r>
           </w:p>
         </w:tc>
@@ -24934,7 +24934,7 @@
                 <w:color w:val="16A34A"/>
                 <w:sz w:val="16"/>
               </w:rPr>
-              <w:t>—</w:t>
+              <w:t>s00q27, s01q03a, s01q03b, s01q03c, s02q04, s03q14, s04q15, s04q16</w:t>
             </w:r>
           </w:p>
         </w:tc>
@@ -25024,7 +25024,7 @@
                 <w:color w:val="16A34A"/>
                 <w:sz w:val="16"/>
               </w:rPr>
-              <w:t>—</w:t>
+              <w:t>s01q25, s01q29, s01q30, s04q46, s01q00b</w:t>
             </w:r>
           </w:p>
         </w:tc>
@@ -25114,7 +25114,7 @@
                 <w:color w:val="16A34A"/>
                 <w:sz w:val="16"/>
               </w:rPr>
-              <w:t>—</w:t>
+              <w:t>s01q25, s01q29, s01q30, s04q46, s01q00b</w:t>
             </w:r>
           </w:p>
         </w:tc>
@@ -25204,7 +25204,7 @@
                 <w:color w:val="16A34A"/>
                 <w:sz w:val="16"/>
               </w:rPr>
-              <w:t>—</w:t>
+              <w:t>s01q25, s01q29, s01q30, s04q46, s01q00b</w:t>
             </w:r>
           </w:p>
         </w:tc>
@@ -25294,7 +25294,7 @@
                 <w:color w:val="16A34A"/>
                 <w:sz w:val="16"/>
               </w:rPr>
-              <w:t>—</w:t>
+              <w:t>s01q25, s01q29, s01q30, s04q46, s01q00b</w:t>
             </w:r>
           </w:p>
         </w:tc>
@@ -25384,7 +25384,7 @@
                 <w:color w:val="16A34A"/>
                 <w:sz w:val="16"/>
               </w:rPr>
-              <w:t>—</w:t>
+              <w:t>s01q25, s01q29, s01q30, s04q46, s01q00b</w:t>
             </w:r>
           </w:p>
         </w:tc>
@@ -25474,7 +25474,7 @@
                 <w:color w:val="16A34A"/>
                 <w:sz w:val="16"/>
               </w:rPr>
-              <w:t>—</w:t>
+              <w:t>s01q25, s01q29, s01q30, s04q46, s01q00b</w:t>
             </w:r>
           </w:p>
         </w:tc>
@@ -25564,7 +25564,7 @@
                 <w:color w:val="16A34A"/>
                 <w:sz w:val="16"/>
               </w:rPr>
-              <w:t>—</w:t>
+              <w:t>s01q25, s01q29, s01q30, s04q46, s01q00b</w:t>
             </w:r>
           </w:p>
         </w:tc>
@@ -25654,7 +25654,7 @@
                 <w:color w:val="16A34A"/>
                 <w:sz w:val="16"/>
               </w:rPr>
-              <w:t>—</w:t>
+              <w:t>s01q25, s01q29, s01q30, s04q46, s01q00b</w:t>
             </w:r>
           </w:p>
         </w:tc>
@@ -25744,7 +25744,7 @@
                 <w:color w:val="16A34A"/>
                 <w:sz w:val="16"/>
               </w:rPr>
-              <w:t>—</w:t>
+              <w:t>s01q25, s01q29, s01q30, s04q46, s01q00b</w:t>
             </w:r>
           </w:p>
         </w:tc>
@@ -25834,7 +25834,7 @@
                 <w:color w:val="16A34A"/>
                 <w:sz w:val="16"/>
               </w:rPr>
-              <w:t>—</w:t>
+              <w:t>s01q25, s01q29, s01q30, s04q46, s01q00b</w:t>
             </w:r>
           </w:p>
         </w:tc>
@@ -25924,7 +25924,7 @@
                 <w:color w:val="16A34A"/>
                 <w:sz w:val="16"/>
               </w:rPr>
-              <w:t>—</w:t>
+              <w:t>s01q25, s01q29, s01q30, s04q46, s01q00b</w:t>
             </w:r>
           </w:p>
         </w:tc>
@@ -26014,7 +26014,7 @@
                 <w:color w:val="16A34A"/>
                 <w:sz w:val="16"/>
               </w:rPr>
-              <w:t>—</w:t>
+              <w:t>s01q25, s01q29, s01q30, s04q46, s01q00b</w:t>
             </w:r>
           </w:p>
         </w:tc>
@@ -26104,7 +26104,7 @@
                 <w:color w:val="16A34A"/>
                 <w:sz w:val="16"/>
               </w:rPr>
-              <w:t>—</w:t>
+              <w:t>s01q25, s01q29, s01q30, s04q46, s01q00b</w:t>
             </w:r>
           </w:p>
         </w:tc>
@@ -26194,7 +26194,7 @@
                 <w:color w:val="16A34A"/>
                 <w:sz w:val="16"/>
               </w:rPr>
-              <w:t>—</w:t>
+              <w:t>s01q25, s01q29, s01q30, s04q46, s01q00b</w:t>
             </w:r>
           </w:p>
         </w:tc>
@@ -26284,7 +26284,7 @@
                 <w:color w:val="16A34A"/>
                 <w:sz w:val="16"/>
               </w:rPr>
-              <w:t>—</w:t>
+              <w:t>s01q25, s01q29, s01q30, s04q46, s01q00b</w:t>
             </w:r>
           </w:p>
         </w:tc>
@@ -26374,7 +26374,7 @@
                 <w:color w:val="16A34A"/>
                 <w:sz w:val="16"/>
               </w:rPr>
-              <w:t>—</w:t>
+              <w:t>s01q25, s01q29, s01q30, s04q46, s01q00b</w:t>
             </w:r>
           </w:p>
         </w:tc>
@@ -26464,7 +26464,7 @@
                 <w:color w:val="16A34A"/>
                 <w:sz w:val="16"/>
               </w:rPr>
-              <w:t>—</w:t>
+              <w:t>s01q25, s01q29, s01q30, s04q46, s01q00b</w:t>
             </w:r>
           </w:p>
         </w:tc>
@@ -26554,7 +26554,7 @@
                 <w:color w:val="16A34A"/>
                 <w:sz w:val="16"/>
               </w:rPr>
-              <w:t>—</w:t>
+              <w:t>s01q25, s01q29, s01q30, s04q46, s01q00b</w:t>
             </w:r>
           </w:p>
         </w:tc>
@@ -26644,7 +26644,7 @@
                 <w:color w:val="16A34A"/>
                 <w:sz w:val="16"/>
               </w:rPr>
-              <w:t>—</w:t>
+              <w:t>s01q25, s01q29, s01q30, s04q46, s01q00b</w:t>
             </w:r>
           </w:p>
         </w:tc>
@@ -26734,7 +26734,7 @@
                 <w:color w:val="16A34A"/>
                 <w:sz w:val="16"/>
               </w:rPr>
-              <w:t>—</w:t>
+              <w:t>s01q25, s01q29, s01q30, s04q46, s01q00b</w:t>
             </w:r>
           </w:p>
         </w:tc>
@@ -26824,7 +26824,7 @@
                 <w:color w:val="16A34A"/>
                 <w:sz w:val="16"/>
               </w:rPr>
-              <w:t>—</w:t>
+              <w:t>s01q25, s01q29, s01q30, s04q46, s01q00b</w:t>
             </w:r>
           </w:p>
         </w:tc>
@@ -26914,7 +26914,7 @@
                 <w:color w:val="16A34A"/>
                 <w:sz w:val="16"/>
               </w:rPr>
-              <w:t>—</w:t>
+              <w:t>s01q25, s01q29, s01q30, s04q46, s01q00b</w:t>
             </w:r>
           </w:p>
         </w:tc>
@@ -27004,7 +27004,7 @@
                 <w:color w:val="16A34A"/>
                 <w:sz w:val="16"/>
               </w:rPr>
-              <w:t>—</w:t>
+              <w:t>s01q25, s01q29, s01q30, s04q46, s01q00b</w:t>
             </w:r>
           </w:p>
         </w:tc>
@@ -27094,7 +27094,7 @@
                 <w:color w:val="16A34A"/>
                 <w:sz w:val="16"/>
               </w:rPr>
-              <w:t>—</w:t>
+              <w:t>s01q25, s01q29, s01q30, s04q46, s01q00b</w:t>
             </w:r>
           </w:p>
         </w:tc>
@@ -27184,7 +27184,7 @@
                 <w:color w:val="16A34A"/>
                 <w:sz w:val="16"/>
               </w:rPr>
-              <w:t>—</w:t>
+              <w:t>s01q25, s01q29, s01q30, s04q46, s01q00b</w:t>
             </w:r>
           </w:p>
         </w:tc>
@@ -27274,7 +27274,7 @@
                 <w:color w:val="16A34A"/>
                 <w:sz w:val="16"/>
               </w:rPr>
-              <w:t>—</w:t>
+              <w:t>s01q25, s01q29, s01q30, s04q46, s01q00b</w:t>
             </w:r>
           </w:p>
         </w:tc>
@@ -27364,7 +27364,7 @@
                 <w:color w:val="16A34A"/>
                 <w:sz w:val="16"/>
               </w:rPr>
-              <w:t>—</w:t>
+              <w:t>s01q25, s01q29, s01q30, s04q46, s01q00b</w:t>
             </w:r>
           </w:p>
         </w:tc>
@@ -27454,7 +27454,7 @@
                 <w:color w:val="16A34A"/>
                 <w:sz w:val="16"/>
               </w:rPr>
-              <w:t>—</w:t>
+              <w:t>s01q25, s01q29, s01q30, s04q46, s01q00b</w:t>
             </w:r>
           </w:p>
         </w:tc>
@@ -27544,7 +27544,7 @@
                 <w:color w:val="16A34A"/>
                 <w:sz w:val="16"/>
               </w:rPr>
-              <w:t>—</w:t>
+              <w:t>s01q25, s01q29, s01q30, s04q46, s01q00b</w:t>
             </w:r>
           </w:p>
         </w:tc>
@@ -27634,7 +27634,7 @@
                 <w:color w:val="16A34A"/>
                 <w:sz w:val="16"/>
               </w:rPr>
-              <w:t>—</w:t>
+              <w:t>s01q25, s01q29, s01q30, s04q46, s01q00b</w:t>
             </w:r>
           </w:p>
         </w:tc>
@@ -27724,7 +27724,7 @@
                 <w:color w:val="16A34A"/>
                 <w:sz w:val="16"/>
               </w:rPr>
-              <w:t>—</w:t>
+              <w:t>s01q25, s01q29, s01q30, s04q46, s01q00b</w:t>
             </w:r>
           </w:p>
         </w:tc>
@@ -27814,7 +27814,7 @@
                 <w:color w:val="16A34A"/>
                 <w:sz w:val="16"/>
               </w:rPr>
-              <w:t>—</w:t>
+              <w:t>s01q25, s01q29, s01q30, s04q46, s01q00b</w:t>
             </w:r>
           </w:p>
         </w:tc>
@@ -27904,7 +27904,7 @@
                 <w:color w:val="16A34A"/>
                 <w:sz w:val="16"/>
               </w:rPr>
-              <w:t>—</w:t>
+              <w:t>s01q25, s01q29, s01q30, s04q46, s01q00b</w:t>
             </w:r>
           </w:p>
         </w:tc>
@@ -27994,7 +27994,7 @@
                 <w:color w:val="16A34A"/>
                 <w:sz w:val="16"/>
               </w:rPr>
-              <w:t>—</w:t>
+              <w:t>s01q25, s01q29, s01q30, s04q46, s01q00b</w:t>
             </w:r>
           </w:p>
         </w:tc>
@@ -28084,7 +28084,7 @@
                 <w:color w:val="16A34A"/>
                 <w:sz w:val="16"/>
               </w:rPr>
-              <w:t>—</w:t>
+              <w:t>s01q25, s01q29, s01q30, s04q46, s01q00b</w:t>
             </w:r>
           </w:p>
         </w:tc>
@@ -28174,7 +28174,7 @@
                 <w:color w:val="16A34A"/>
                 <w:sz w:val="16"/>
               </w:rPr>
-              <w:t>—</w:t>
+              <w:t>s01q25, s01q29, s01q30, s04q46, s01q00b</w:t>
             </w:r>
           </w:p>
         </w:tc>
@@ -28264,7 +28264,7 @@
                 <w:color w:val="16A34A"/>
                 <w:sz w:val="16"/>
               </w:rPr>
-              <w:t>—</w:t>
+              <w:t>s01q25, s01q29, s01q30, s04q46, s01q00b</w:t>
             </w:r>
           </w:p>
         </w:tc>
@@ -28354,7 +28354,7 @@
                 <w:color w:val="16A34A"/>
                 <w:sz w:val="16"/>
               </w:rPr>
-              <w:t>—</w:t>
+              <w:t>s01q25, s01q29, s01q30, s04q46, s01q00b</w:t>
             </w:r>
           </w:p>
         </w:tc>
@@ -28444,7 +28444,7 @@
                 <w:color w:val="16A34A"/>
                 <w:sz w:val="16"/>
               </w:rPr>
-              <w:t>—</w:t>
+              <w:t>s01q25, s01q29, s01q30, s04q46, s01q00b</w:t>
             </w:r>
           </w:p>
         </w:tc>
@@ -28534,7 +28534,7 @@
                 <w:color w:val="16A34A"/>
                 <w:sz w:val="16"/>
               </w:rPr>
-              <w:t>—</w:t>
+              <w:t>s01q25, s01q29, s01q30, s04q46, s01q00b</w:t>
             </w:r>
           </w:p>
         </w:tc>
@@ -28624,7 +28624,7 @@
                 <w:color w:val="16A34A"/>
                 <w:sz w:val="16"/>
               </w:rPr>
-              <w:t>—</w:t>
+              <w:t>s01q25, s01q29, s01q30, s04q46, s01q00b</w:t>
             </w:r>
           </w:p>
         </w:tc>
@@ -28714,7 +28714,7 @@
                 <w:color w:val="16A34A"/>
                 <w:sz w:val="16"/>
               </w:rPr>
-              <w:t>—</w:t>
+              <w:t>s01q25, s01q29, s01q30, s04q46, s01q00b</w:t>
             </w:r>
           </w:p>
         </w:tc>
@@ -28804,7 +28804,7 @@
                 <w:color w:val="16A34A"/>
                 <w:sz w:val="16"/>
               </w:rPr>
-              <w:t>—</w:t>
+              <w:t>s00q10, s01q35, s01q36, s01q37, s02q04, s02q15, s03q31, s04q22</w:t>
             </w:r>
           </w:p>
         </w:tc>
@@ -28894,7 +28894,7 @@
                 <w:color w:val="16A34A"/>
                 <w:sz w:val="16"/>
               </w:rPr>
-              <w:t>—</w:t>
+              <w:t>s00q07a, s00q08, s00q10, s00q13_0, s00q15_0, s00q17_0, s00q23a, s00q23b</w:t>
             </w:r>
           </w:p>
         </w:tc>
@@ -28984,7 +28984,7 @@
                 <w:color w:val="16A34A"/>
                 <w:sz w:val="16"/>
               </w:rPr>
-              <w:t>—</w:t>
+              <w:t>s00q10, s01q35, s01q36, s01q37, s02q04, s02q15, s03q31, s04q22</w:t>
             </w:r>
           </w:p>
         </w:tc>
@@ -29074,7 +29074,7 @@
                 <w:color w:val="16A34A"/>
                 <w:sz w:val="16"/>
               </w:rPr>
-              <w:t>—</w:t>
+              <w:t>s00q07a, s00q08, s00q10, s00q13_0, s00q15_0, s00q17_0, s00q23a, s00q23b</w:t>
             </w:r>
           </w:p>
         </w:tc>
@@ -29164,7 +29164,7 @@
                 <w:color w:val="16A34A"/>
                 <w:sz w:val="16"/>
               </w:rPr>
-              <w:t>—</w:t>
+              <w:t>s01q25, s01q29, s01q30, s04q46, s01q00b</w:t>
             </w:r>
           </w:p>
         </w:tc>
@@ -29254,7 +29254,7 @@
                 <w:color w:val="16A34A"/>
                 <w:sz w:val="16"/>
               </w:rPr>
-              <w:t>—</w:t>
+              <w:t>s01q25, s01q29, s01q30, s04q46, s01q00b</w:t>
             </w:r>
           </w:p>
         </w:tc>
@@ -29344,7 +29344,7 @@
                 <w:color w:val="16A34A"/>
                 <w:sz w:val="16"/>
               </w:rPr>
-              <w:t>—</w:t>
+              <w:t>s01q25, s01q29, s01q30, s04q46, s01q00b</w:t>
             </w:r>
           </w:p>
         </w:tc>
@@ -29434,7 +29434,7 @@
                 <w:color w:val="16A34A"/>
                 <w:sz w:val="16"/>
               </w:rPr>
-              <w:t>—</w:t>
+              <w:t>s01q25, s01q29, s01q30, s04q46, s01q00b</w:t>
             </w:r>
           </w:p>
         </w:tc>
@@ -29524,7 +29524,7 @@
                 <w:color w:val="16A34A"/>
                 <w:sz w:val="16"/>
               </w:rPr>
-              <w:t>—</w:t>
+              <w:t>s01q25, s01q29, s01q30, s04q46, s01q00b</w:t>
             </w:r>
           </w:p>
         </w:tc>
@@ -29614,7 +29614,7 @@
                 <w:color w:val="16A34A"/>
                 <w:sz w:val="16"/>
               </w:rPr>
-              <w:t>—</w:t>
+              <w:t>s01q25, s01q29, s01q30, s04q46, s01q00b</w:t>
             </w:r>
           </w:p>
         </w:tc>
@@ -29704,7 +29704,7 @@
                 <w:color w:val="16A34A"/>
                 <w:sz w:val="16"/>
               </w:rPr>
-              <w:t>—</w:t>
+              <w:t>s01q25, s01q29, s01q30, s04q46, s01q00b</w:t>
             </w:r>
           </w:p>
         </w:tc>
@@ -29794,7 +29794,7 @@
                 <w:color w:val="16A34A"/>
                 <w:sz w:val="16"/>
               </w:rPr>
-              <w:t>—</w:t>
+              <w:t>s01q25, s01q29, s01q30, s04q46, s01q00b</w:t>
             </w:r>
           </w:p>
         </w:tc>
@@ -29884,7 +29884,7 @@
                 <w:color w:val="16A34A"/>
                 <w:sz w:val="16"/>
               </w:rPr>
-              <w:t>—</w:t>
+              <w:t>s01q25, s01q29, s01q30, s04q46, s01q00b</w:t>
             </w:r>
           </w:p>
         </w:tc>
@@ -29974,7 +29974,7 @@
                 <w:color w:val="16A34A"/>
                 <w:sz w:val="16"/>
               </w:rPr>
-              <w:t>—</w:t>
+              <w:t>s01q25, s01q29, s01q30, s04q46, s01q00b</w:t>
             </w:r>
           </w:p>
         </w:tc>
@@ -30064,7 +30064,7 @@
                 <w:color w:val="16A34A"/>
                 <w:sz w:val="16"/>
               </w:rPr>
-              <w:t>—</w:t>
+              <w:t>s01q25, s01q29, s01q30, s04q46, s01q00b</w:t>
             </w:r>
           </w:p>
         </w:tc>
@@ -30244,7 +30244,7 @@
                 <w:color w:val="16A34A"/>
                 <w:sz w:val="16"/>
               </w:rPr>
-              <w:t>—</w:t>
+              <w:t>s01q25, s01q29, s01q30, s04q46, s01q00b</w:t>
             </w:r>
           </w:p>
         </w:tc>
@@ -30334,7 +30334,7 @@
                 <w:color w:val="16A34A"/>
                 <w:sz w:val="16"/>
               </w:rPr>
-              <w:t>—</w:t>
+              <w:t>s01q25, s01q29, s01q30, s04q46, s01q00b</w:t>
             </w:r>
           </w:p>
         </w:tc>
@@ -30424,7 +30424,7 @@
                 <w:color w:val="16A34A"/>
                 <w:sz w:val="16"/>
               </w:rPr>
-              <w:t>—</w:t>
+              <w:t>s01q25, s01q29, s01q30, s04q46, s01q00b</w:t>
             </w:r>
           </w:p>
         </w:tc>
@@ -30514,7 +30514,7 @@
                 <w:color w:val="16A34A"/>
                 <w:sz w:val="16"/>
               </w:rPr>
-              <w:t>—</w:t>
+              <w:t>s01q25, s01q29, s01q30, s04q46, s01q00b</w:t>
             </w:r>
           </w:p>
         </w:tc>
@@ -30604,7 +30604,7 @@
                 <w:color w:val="16A34A"/>
                 <w:sz w:val="16"/>
               </w:rPr>
-              <w:t>—</w:t>
+              <w:t>s01q25, s01q29, s01q30, s04q46, s01q00b</w:t>
             </w:r>
           </w:p>
         </w:tc>
@@ -30694,7 +30694,7 @@
                 <w:color w:val="16A34A"/>
                 <w:sz w:val="16"/>
               </w:rPr>
-              <w:t>—</w:t>
+              <w:t>s01q25, s01q29, s01q30, s04q46, s01q00b</w:t>
             </w:r>
           </w:p>
         </w:tc>
@@ -30784,7 +30784,7 @@
                 <w:color w:val="16A34A"/>
                 <w:sz w:val="16"/>
               </w:rPr>
-              <w:t>—</w:t>
+              <w:t>s01q25, s01q29, s01q30, s04q46, s01q00b</w:t>
             </w:r>
           </w:p>
         </w:tc>
@@ -30874,7 +30874,7 @@
                 <w:color w:val="16A34A"/>
                 <w:sz w:val="16"/>
               </w:rPr>
-              <w:t>—</w:t>
+              <w:t>s01q25, s01q29, s01q30, s04q46, s01q00b</w:t>
             </w:r>
           </w:p>
         </w:tc>
@@ -30964,7 +30964,7 @@
                 <w:color w:val="16A34A"/>
                 <w:sz w:val="16"/>
               </w:rPr>
-              <w:t>—</w:t>
+              <w:t>s01q25, s01q29, s01q30, s04q46, s01q00b</w:t>
             </w:r>
           </w:p>
         </w:tc>
@@ -31144,7 +31144,7 @@
                 <w:color w:val="16A34A"/>
                 <w:sz w:val="16"/>
               </w:rPr>
-              <w:t>—</w:t>
+              <w:t>s01q25, s01q29, s01q30, s04q46, s01q00b</w:t>
             </w:r>
           </w:p>
         </w:tc>
@@ -31234,7 +31234,7 @@
                 <w:color w:val="16A34A"/>
                 <w:sz w:val="16"/>
               </w:rPr>
-              <w:t>—</w:t>
+              <w:t>s01q25, s01q29, s01q30, s04q46, s01q00b</w:t>
             </w:r>
           </w:p>
         </w:tc>
@@ -31324,7 +31324,7 @@
                 <w:color w:val="16A34A"/>
                 <w:sz w:val="16"/>
               </w:rPr>
-              <w:t>—</w:t>
+              <w:t>s01q25, s01q29, s01q30, s04q46, s01q00b</w:t>
             </w:r>
           </w:p>
         </w:tc>
@@ -31414,7 +31414,7 @@
                 <w:color w:val="16A34A"/>
                 <w:sz w:val="16"/>
               </w:rPr>
-              <w:t>—</w:t>
+              <w:t>s01q25, s01q29, s01q30, s04q46, s01q00b</w:t>
             </w:r>
           </w:p>
         </w:tc>
@@ -31504,7 +31504,7 @@
                 <w:color w:val="16A34A"/>
                 <w:sz w:val="16"/>
               </w:rPr>
-              <w:t>—</w:t>
+              <w:t>s01q25, s01q29, s01q30, s04q46, s01q00b</w:t>
             </w:r>
           </w:p>
         </w:tc>
@@ -31594,7 +31594,7 @@
                 <w:color w:val="16A34A"/>
                 <w:sz w:val="16"/>
               </w:rPr>
-              <w:t>—</w:t>
+              <w:t>s01q25, s01q29, s01q30, s04q46, s01q00b</w:t>
             </w:r>
           </w:p>
         </w:tc>
@@ -31684,7 +31684,7 @@
                 <w:color w:val="16A34A"/>
                 <w:sz w:val="16"/>
               </w:rPr>
-              <w:t>—</w:t>
+              <w:t>s01q25, s01q29, s01q30, s04q46, s01q00b</w:t>
             </w:r>
           </w:p>
         </w:tc>
@@ -31774,7 +31774,7 @@
                 <w:color w:val="16A34A"/>
                 <w:sz w:val="16"/>
               </w:rPr>
-              <w:t>—</w:t>
+              <w:t>s01q25, s01q29, s01q30, s04q46, s01q00b</w:t>
             </w:r>
           </w:p>
         </w:tc>
@@ -31864,7 +31864,7 @@
                 <w:color w:val="16A34A"/>
                 <w:sz w:val="16"/>
               </w:rPr>
-              <w:t>—</w:t>
+              <w:t>s01q25, s01q29, s01q30, s04q46, s01q00b</w:t>
             </w:r>
           </w:p>
         </w:tc>
@@ -31954,7 +31954,7 @@
                 <w:color w:val="16A34A"/>
                 <w:sz w:val="16"/>
               </w:rPr>
-              <w:t>—</w:t>
+              <w:t>s01q25, s01q29, s01q30, s04q46, s01q00b</w:t>
             </w:r>
           </w:p>
         </w:tc>
@@ -32044,7 +32044,7 @@
                 <w:color w:val="16A34A"/>
                 <w:sz w:val="16"/>
               </w:rPr>
-              <w:t>—</w:t>
+              <w:t>s01q25, s01q29, s01q30, s04q46, s01q00b</w:t>
             </w:r>
           </w:p>
         </w:tc>
@@ -32134,7 +32134,7 @@
                 <w:color w:val="16A34A"/>
                 <w:sz w:val="16"/>
               </w:rPr>
-              <w:t>—</w:t>
+              <w:t>s01q25, s01q29, s01q30, s04q46, s01q00b</w:t>
             </w:r>
           </w:p>
         </w:tc>
@@ -32224,7 +32224,7 @@
                 <w:color w:val="16A34A"/>
                 <w:sz w:val="16"/>
               </w:rPr>
-              <w:t>—</w:t>
+              <w:t>s01q25, s01q29, s01q30, s04q46, s01q00b</w:t>
             </w:r>
           </w:p>
         </w:tc>
@@ -32314,7 +32314,7 @@
                 <w:color w:val="16A34A"/>
                 <w:sz w:val="16"/>
               </w:rPr>
-              <w:t>—</w:t>
+              <w:t>s01q25, s01q29, s01q30, s04q46, s01q00b</w:t>
             </w:r>
           </w:p>
         </w:tc>
@@ -32404,7 +32404,7 @@
                 <w:color w:val="16A34A"/>
                 <w:sz w:val="16"/>
               </w:rPr>
-              <w:t>—</w:t>
+              <w:t>s01q25, s01q29, s01q30, s04q46, s01q00b</w:t>
             </w:r>
           </w:p>
         </w:tc>
@@ -32494,7 +32494,7 @@
                 <w:color w:val="16A34A"/>
                 <w:sz w:val="16"/>
               </w:rPr>
-              <w:t>—</w:t>
+              <w:t>s01q25, s01q29, s01q30, s04q46, s01q00b</w:t>
             </w:r>
           </w:p>
         </w:tc>
@@ -32584,7 +32584,7 @@
                 <w:color w:val="16A34A"/>
                 <w:sz w:val="16"/>
               </w:rPr>
-              <w:t>—</w:t>
+              <w:t>s01q25, s01q29, s01q30, s04q46, s01q00b</w:t>
             </w:r>
           </w:p>
         </w:tc>
@@ -32674,7 +32674,7 @@
                 <w:color w:val="16A34A"/>
                 <w:sz w:val="16"/>
               </w:rPr>
-              <w:t>—</w:t>
+              <w:t>s01q25, s01q29, s01q30, s04q46, s01q00b</w:t>
             </w:r>
           </w:p>
         </w:tc>
@@ -32764,7 +32764,7 @@
                 <w:color w:val="16A34A"/>
                 <w:sz w:val="16"/>
               </w:rPr>
-              <w:t>—</w:t>
+              <w:t>s01q25, s01q29, s01q30, s04q46, s01q00b</w:t>
             </w:r>
           </w:p>
         </w:tc>
@@ -32854,7 +32854,7 @@
                 <w:color w:val="16A34A"/>
                 <w:sz w:val="16"/>
               </w:rPr>
-              <w:t>—</w:t>
+              <w:t>s01q25, s01q29, s01q30, s04q46, s01q00b</w:t>
             </w:r>
           </w:p>
         </w:tc>
@@ -32944,7 +32944,7 @@
                 <w:color w:val="16A34A"/>
                 <w:sz w:val="16"/>
               </w:rPr>
-              <w:t>—</w:t>
+              <w:t>s01q25, s01q29, s01q30, s04q46, s01q00b</w:t>
             </w:r>
           </w:p>
         </w:tc>
@@ -33034,7 +33034,7 @@
                 <w:color w:val="16A34A"/>
                 <w:sz w:val="16"/>
               </w:rPr>
-              <w:t>—</w:t>
+              <w:t>s01q25, s01q29, s01q30, s04q46, s01q00b</w:t>
             </w:r>
           </w:p>
         </w:tc>
@@ -33124,7 +33124,7 @@
                 <w:color w:val="16A34A"/>
                 <w:sz w:val="16"/>
               </w:rPr>
-              <w:t>—</w:t>
+              <w:t>s01q25, s01q29, s01q30, s04q46, s01q00b</w:t>
             </w:r>
           </w:p>
         </w:tc>
@@ -33214,7 +33214,7 @@
                 <w:color w:val="16A34A"/>
                 <w:sz w:val="16"/>
               </w:rPr>
-              <w:t>—</w:t>
+              <w:t>s01q25, s01q29, s01q30, s04q46, s01q00b</w:t>
             </w:r>
           </w:p>
         </w:tc>
@@ -33304,7 +33304,7 @@
                 <w:color w:val="16A34A"/>
                 <w:sz w:val="16"/>
               </w:rPr>
-              <w:t>—</w:t>
+              <w:t>s01q25, s01q29, s01q30, s04q46, s01q00b</w:t>
             </w:r>
           </w:p>
         </w:tc>
@@ -33394,7 +33394,7 @@
                 <w:color w:val="16A34A"/>
                 <w:sz w:val="16"/>
               </w:rPr>
-              <w:t>—</w:t>
+              <w:t>s01q25, s01q29, s01q30, s04q46, s01q00b</w:t>
             </w:r>
           </w:p>
         </w:tc>
@@ -33484,7 +33484,7 @@
                 <w:color w:val="16A34A"/>
                 <w:sz w:val="16"/>
               </w:rPr>
-              <w:t>—</w:t>
+              <w:t>s01q25, s01q29, s01q30, s04q46, s01q00b</w:t>
             </w:r>
           </w:p>
         </w:tc>
@@ -33574,7 +33574,7 @@
                 <w:color w:val="16A34A"/>
                 <w:sz w:val="16"/>
               </w:rPr>
-              <w:t>—</w:t>
+              <w:t>s01q25, s01q29, s01q30, s04q46, s01q00b</w:t>
             </w:r>
           </w:p>
         </w:tc>
@@ -33664,7 +33664,7 @@
                 <w:color w:val="16A34A"/>
                 <w:sz w:val="16"/>
               </w:rPr>
-              <w:t>—</w:t>
+              <w:t>s01q25, s01q29, s01q30, s04q46, s01q00b</w:t>
             </w:r>
           </w:p>
         </w:tc>
@@ -33754,7 +33754,7 @@
                 <w:color w:val="16A34A"/>
                 <w:sz w:val="16"/>
               </w:rPr>
-              <w:t>—</w:t>
+              <w:t>s01q41a, s02q20, s02q22, s03q07, s03q02, s04q19, s05q01, s04q49</w:t>
             </w:r>
           </w:p>
         </w:tc>
@@ -33844,7 +33844,7 @@
                 <w:color w:val="16A34A"/>
                 <w:sz w:val="16"/>
               </w:rPr>
-              <w:t>—</w:t>
+              <w:t>s01q36, s01q38, s04q24, s02q13, s11q35a, s16aq45, s16aq47a</w:t>
             </w:r>
           </w:p>
         </w:tc>
@@ -33934,7 +33934,7 @@
                 <w:color w:val="16A34A"/>
                 <w:sz w:val="16"/>
               </w:rPr>
-              <w:t>—</w:t>
+              <w:t>s01q25, s01q29, s01q30, s04q46, s01q00b</w:t>
             </w:r>
           </w:p>
         </w:tc>
@@ -34024,7 +34024,7 @@
                 <w:color w:val="16A34A"/>
                 <w:sz w:val="16"/>
               </w:rPr>
-              <w:t>—</w:t>
+              <w:t>s00q28, s01q28, s01q29, s01q30, s02q01__1, s02q02__1, s03q19, s04q32</w:t>
             </w:r>
           </w:p>
         </w:tc>
@@ -34114,7 +34114,7 @@
                 <w:color w:val="16A34A"/>
                 <w:sz w:val="16"/>
               </w:rPr>
-              <w:t>—</w:t>
+              <w:t>s00q27, s01q03a, s01q03b, s01q03c, s02q04, s03q14, s04q15, s04q16</w:t>
             </w:r>
           </w:p>
         </w:tc>
@@ -34294,7 +34294,7 @@
                 <w:color w:val="16A34A"/>
                 <w:sz w:val="16"/>
               </w:rPr>
-              <w:t>—</w:t>
+              <w:t>s01q23, s02q23, s03q55, s04q51, s01q00b</w:t>
             </w:r>
           </w:p>
         </w:tc>
@@ -34384,7 +34384,7 @@
                 <w:color w:val="16A34A"/>
                 <w:sz w:val="16"/>
               </w:rPr>
-              <w:t>—</w:t>
+              <w:t>s01q47__7, s02q24, s04q49, s01q00b</w:t>
             </w:r>
           </w:p>
         </w:tc>
@@ -34474,7 +34474,7 @@
                 <w:color w:val="16A34A"/>
                 <w:sz w:val="16"/>
               </w:rPr>
-              <w:t>—</w:t>
+              <w:t>s01q47__7, s02q24, s04q49, s01q00b</w:t>
             </w:r>
           </w:p>
         </w:tc>
@@ -34564,7 +34564,7 @@
                 <w:color w:val="16A34A"/>
                 <w:sz w:val="16"/>
               </w:rPr>
-              <w:t>—</w:t>
+              <w:t>s01q47__7, s02q24, s04q49, s01q00b</w:t>
             </w:r>
           </w:p>
         </w:tc>
@@ -34654,7 +34654,7 @@
                 <w:color w:val="16A34A"/>
                 <w:sz w:val="16"/>
               </w:rPr>
-              <w:t>—</w:t>
+              <w:t>s00q04, s03q24, s04q19, s04q51, s04q51_unite, s04q39, s04q43, s04q44</w:t>
             </w:r>
           </w:p>
         </w:tc>
@@ -34744,7 +34744,7 @@
                 <w:color w:val="16A34A"/>
                 <w:sz w:val="16"/>
               </w:rPr>
-              <w:t>—</w:t>
+              <w:t>s01q10_1, s02q20, s02q22, s03q06, s04q19, s05q09, s04q49, s04q49_unite</w:t>
             </w:r>
           </w:p>
         </w:tc>
@@ -35014,7 +35014,7 @@
                 <w:color w:val="16A34A"/>
                 <w:sz w:val="16"/>
               </w:rPr>
-              <w:t>—</w:t>
+              <w:t>s01q35, s01q36, s01q37, s02q04, s02q15, s03q13, s03q14, s03q15</w:t>
             </w:r>
           </w:p>
         </w:tc>
@@ -35104,7 +35104,7 @@
                 <w:color w:val="16A34A"/>
                 <w:sz w:val="16"/>
               </w:rPr>
-              <w:t>—</w:t>
+              <w:t>s01q35, s01q36, s01q37, s02q04, s02q15, s03q13, s03q14, s03q15</w:t>
             </w:r>
           </w:p>
         </w:tc>
@@ -35284,7 +35284,7 @@
                 <w:color w:val="16A34A"/>
                 <w:sz w:val="16"/>
               </w:rPr>
-              <w:t>—</w:t>
+              <w:t>s00q07a, s00q08, s00q10, s00q13_0, s00q15_0, s00q17_0, s00q23a, s00q23b</w:t>
             </w:r>
           </w:p>
         </w:tc>
